--- a/docs/college/Assignment 4/Assignment4_Part2_Continuous_Deployment_SarveshChandran.docx
+++ b/docs/college/Assignment 4/Assignment4_Part2_Continuous_Deployment_SarveshChandran.docx
@@ -27,7 +27,7 @@
           <w:color w:val="646464"/>
           <w:sz w:val="20"/>
         </w:rPr>
-        <w:t>Lab Report — Automated CI/CD Pipeline and Manifest Application in Kubernetes</w:t>
+        <w:t>Lab Report — Automated CI/CD Pipeline and Kubernetes Manifest Application in Podman</w:t>
       </w:r>
     </w:p>
     <w:tbl>
@@ -52,7 +52,7 @@
       <w:tr>
         <w:tc>
           <w:tcPr>
-            <w:tcW w:type="dxa" w:w="2880"/>
+            <w:tcW w:type="dxa" w:w="3168"/>
             <w:tcMar>
               <w:top w:w="50" w:type="dxa"/>
               <w:bottom w:w="50" w:type="dxa"/>
@@ -78,7 +78,7 @@
         </w:tc>
         <w:tc>
           <w:tcPr>
-            <w:tcW w:type="dxa" w:w="6768"/>
+            <w:tcW w:type="dxa" w:w="6480"/>
             <w:tcMar>
               <w:top w:w="50" w:type="dxa"/>
               <w:bottom w:w="50" w:type="dxa"/>
@@ -105,7 +105,7 @@
       <w:tr>
         <w:tc>
           <w:tcPr>
-            <w:tcW w:type="dxa" w:w="2880"/>
+            <w:tcW w:type="dxa" w:w="3168"/>
             <w:tcMar>
               <w:top w:w="50" w:type="dxa"/>
               <w:bottom w:w="50" w:type="dxa"/>
@@ -131,7 +131,7 @@
         </w:tc>
         <w:tc>
           <w:tcPr>
-            <w:tcW w:type="dxa" w:w="6768"/>
+            <w:tcW w:type="dxa" w:w="6480"/>
             <w:tcMar>
               <w:top w:w="50" w:type="dxa"/>
               <w:bottom w:w="50" w:type="dxa"/>
@@ -158,7 +158,7 @@
       <w:tr>
         <w:tc>
           <w:tcPr>
-            <w:tcW w:type="dxa" w:w="2880"/>
+            <w:tcW w:type="dxa" w:w="3168"/>
             <w:tcMar>
               <w:top w:w="50" w:type="dxa"/>
               <w:bottom w:w="50" w:type="dxa"/>
@@ -184,7 +184,7 @@
         </w:tc>
         <w:tc>
           <w:tcPr>
-            <w:tcW w:type="dxa" w:w="6768"/>
+            <w:tcW w:type="dxa" w:w="6480"/>
             <w:tcMar>
               <w:top w:w="50" w:type="dxa"/>
               <w:bottom w:w="50" w:type="dxa"/>
@@ -211,7 +211,7 @@
       <w:tr>
         <w:tc>
           <w:tcPr>
-            <w:tcW w:type="dxa" w:w="2880"/>
+            <w:tcW w:type="dxa" w:w="3168"/>
             <w:tcMar>
               <w:top w:w="50" w:type="dxa"/>
               <w:bottom w:w="50" w:type="dxa"/>
@@ -231,13 +231,13 @@
                 <w:color w:val="282828"/>
                 <w:sz w:val="19"/>
               </w:rPr>
-              <w:t>Application:</w:t>
+              <w:t>Application &amp; Tooling:</w:t>
             </w:r>
           </w:p>
         </w:tc>
         <w:tc>
           <w:tcPr>
-            <w:tcW w:type="dxa" w:w="6768"/>
+            <w:tcW w:type="dxa" w:w="6480"/>
             <w:tcMar>
               <w:top w:w="50" w:type="dxa"/>
               <w:bottom w:w="50" w:type="dxa"/>
@@ -256,7 +256,7 @@
                 <w:color w:val="323232"/>
                 <w:sz w:val="19"/>
               </w:rPr>
-              <w:t>overthink-engine (FastAPI Backend Service)</w:t>
+              <w:t>overthink-engine (FastAPI Backend) — Podman 5.8.3</w:t>
             </w:r>
           </w:p>
         </w:tc>
@@ -264,7 +264,7 @@
       <w:tr>
         <w:tc>
           <w:tcPr>
-            <w:tcW w:type="dxa" w:w="2880"/>
+            <w:tcW w:type="dxa" w:w="3168"/>
             <w:tcMar>
               <w:top w:w="50" w:type="dxa"/>
               <w:bottom w:w="50" w:type="dxa"/>
@@ -290,7 +290,7 @@
         </w:tc>
         <w:tc>
           <w:tcPr>
-            <w:tcW w:type="dxa" w:w="6768"/>
+            <w:tcW w:type="dxa" w:w="6480"/>
             <w:tcMar>
               <w:top w:w="50" w:type="dxa"/>
               <w:bottom w:w="50" w:type="dxa"/>
@@ -344,15 +344,15 @@
           <w:color w:val="323232"/>
           <w:sz w:val="19"/>
         </w:rPr>
-        <w:t>To configure and automate Continuous Deployment (CD) into Kubernetes using a CI/CD pipeline:</w:t>
+        <w:t>To configure and demonstrate Continuous Deployment (CD) for Kubernetes using Podman:</w:t>
         <w:br/>
-        <w:t>1. Define a declarative pipeline specifying linting, image build, registry push, and cluster deployment.</w:t>
+        <w:t>1. Write an automated pipeline definition (Jenkinsfile / GitHub Actions) integrating Podman.</w:t>
         <w:br/>
-        <w:t>2. Automate pipeline execution via code commit triggers.</w:t>
+        <w:t>2. Automate pipeline execution via git push commit triggers.</w:t>
         <w:br/>
-        <w:t>3. Automate image version substitution and manifest application (kubectl apply) in the cluster.</w:t>
+        <w:t>3. Automate image building, version tagging, and manifest image substitution.</w:t>
         <w:br/>
-        <w:t>4. Enforce automated rollout validation and verification of deployed replicas.</w:t>
+        <w:t>4. Automate manifest application in Podman (podman play kube --replace) with health verification.</w:t>
       </w:r>
     </w:p>
     <w:p>
@@ -366,7 +366,7 @@
           <w:color w:val="003366"/>
           <w:sz w:val="25"/>
         </w:rPr>
-        <w:t>2. Continuous Deployment Architecture</w:t>
+        <w:t>2. Continuous Deployment Pipeline Architecture</w:t>
       </w:r>
     </w:p>
     <w:p>
@@ -379,15 +379,15 @@
           <w:color w:val="323232"/>
           <w:sz w:val="19"/>
         </w:rPr>
-        <w:t>The continuous deployment workflow connects the Git source repository to the Kubernetes cluster through four automated stages:</w:t>
+        <w:t>The continuous deployment pipeline automates delivery from code commit to running pods in Podman:</w:t>
         <w:br/>
-        <w:t>• Stage 1 (Checkout &amp; Lint): Validates syntax and prepares workspace.</w:t>
+        <w:t>• Stage 1 (Checkout &amp; Lint): Verifies source code and prepares build environment.</w:t>
         <w:br/>
-        <w:t>• Stage 2 (Build &amp; Tag): Builds the container image with a distinct release tag (v3).</w:t>
+        <w:t>• Stage 2 (Podman Build): Builds container image and applies unique release tag (v3).</w:t>
         <w:br/>
-        <w:t>• Stage 3 (Manifest Update &amp; Apply): Updates the image tag in k8s/deployment.yaml and applies the manifest.</w:t>
+        <w:t>• Stage 3 (Manifest Update &amp; Apply): Updates k8s/deployment.yaml and executes podman play kube --replace.</w:t>
         <w:br/>
-        <w:t>• Stage 4 (Rollout Validation): Verifies pod readiness before marking deployment successful.</w:t>
+        <w:t>• Stage 4 (Health Check Gate): Executes healthcheck query to confirm successful rollout.</w:t>
       </w:r>
     </w:p>
     <w:p>
@@ -428,7 +428,7 @@
           <w:color w:val="464646"/>
           <w:sz w:val="19"/>
         </w:rPr>
-        <w:t>The pipeline definition specifies environment parameters, build stages, automated manifest substitution, and rollback conditions.</w:t>
+        <w:t>The declarative pipeline defines build parameters, automated manifest substitution, and podman play kube execution.</w:t>
       </w:r>
     </w:p>
     <w:tbl>
@@ -527,7 +527,7 @@
             <w:r>
               <w:drawing>
                 <wp:inline xmlns:a="http://schemas.openxmlformats.org/drawingml/2006/main" xmlns:pic="http://schemas.openxmlformats.org/drawingml/2006/picture">
-                  <wp:extent cx="5760720" cy="3656901"/>
+                  <wp:extent cx="5760720" cy="3693576"/>
                   <wp:docPr id="1" name="Picture 1"/>
                   <wp:cNvGraphicFramePr>
                     <a:graphicFrameLocks noChangeAspect="1"/>
@@ -548,7 +548,7 @@
                         <pic:spPr>
                           <a:xfrm>
                             <a:off x="0" y="0"/>
-                            <a:ext cx="5760720" cy="3656901"/>
+                            <a:ext cx="5760720" cy="3693576"/>
                           </a:xfrm>
                           <a:prstGeom prst="rect"/>
                         </pic:spPr>
@@ -578,7 +578,7 @@
           <w:color w:val="282828"/>
           <w:sz w:val="22"/>
         </w:rPr>
-        <w:t>Step 2: Trigger Automated Pipeline via Git Commit and Push</w:t>
+        <w:t>Step 2: Trigger Automated Continuous Deployment via Git Push</w:t>
       </w:r>
     </w:p>
     <w:p>
@@ -591,7 +591,7 @@
           <w:color w:val="464646"/>
           <w:sz w:val="19"/>
         </w:rPr>
-        <w:t>Pushing code to the main branch triggers the automated CI/CD pipeline without requiring manual intervention.</w:t>
+        <w:t>Pushing new commits to the main repository automatically initiates the continuous deployment pipeline.</w:t>
       </w:r>
     </w:p>
     <w:tbl>
@@ -633,7 +633,7 @@
                 <w:color w:val="003366"/>
                 <w:sz w:val="18"/>
               </w:rPr>
-              <w:t>git commit -am "feat(engine): update release configuration to v3"</w:t>
+              <w:t>git commit -am "feat(engine): release v3 with continuous deployment"</w:t>
               <w:br/>
               <w:t>git push origin main</w:t>
             </w:r>
@@ -743,7 +743,7 @@
           <w:color w:val="282828"/>
           <w:sz w:val="22"/>
         </w:rPr>
-        <w:t>Step 3: Automated Container Build and Tagging</w:t>
+        <w:t>Step 3: Automated Container Build via Podman</w:t>
       </w:r>
     </w:p>
     <w:p>
@@ -756,7 +756,7 @@
           <w:color w:val="464646"/>
           <w:sz w:val="19"/>
         </w:rPr>
-        <w:t>The pipeline builds the container image and tags it with the unique release identifier 'v3'.</w:t>
+        <w:t>The pipeline builds the container image using Podman and tags it with the release identifier v3.</w:t>
       </w:r>
     </w:p>
     <w:tbl>
@@ -906,7 +906,7 @@
           <w:color w:val="282828"/>
           <w:sz w:val="22"/>
         </w:rPr>
-        <w:t>Step 4: Automated Kubernetes Manifest Update and Application</w:t>
+        <w:t>Step 4: Automated Manifest Update and Application in Podman</w:t>
       </w:r>
     </w:p>
     <w:p>
@@ -919,7 +919,7 @@
           <w:color w:val="464646"/>
           <w:sz w:val="19"/>
         </w:rPr>
-        <w:t>The pipeline updates the deployment manifest to reference the newly built v3 image and applies the manifest directly to the cluster.</w:t>
+        <w:t>The pipeline substitutes the newly built image version into the Kubernetes manifest and applies it automatically via Podman.</w:t>
       </w:r>
     </w:p>
     <w:tbl>
@@ -963,7 +963,7 @@
               </w:rPr>
               <w:t>sed -i 's|image: .*|image: docker.io/sarvesh30/overthink-engine:v3|' k8s/deployment.yaml</w:t>
               <w:br/>
-              <w:t>kubectl apply -f k8s/deployment.yaml</w:t>
+              <w:t>podman play kube --replace k8s/deployment.yaml</w:t>
             </w:r>
           </w:p>
         </w:tc>
@@ -1020,7 +1020,7 @@
             <w:r>
               <w:drawing>
                 <wp:inline xmlns:a="http://schemas.openxmlformats.org/drawingml/2006/main" xmlns:pic="http://schemas.openxmlformats.org/drawingml/2006/picture">
-                  <wp:extent cx="5760720" cy="595274"/>
+                  <wp:extent cx="5760720" cy="1075334"/>
                   <wp:docPr id="4" name="Picture 4"/>
                   <wp:cNvGraphicFramePr>
                     <a:graphicFrameLocks noChangeAspect="1"/>
@@ -1041,7 +1041,7 @@
                         <pic:spPr>
                           <a:xfrm>
                             <a:off x="0" y="0"/>
-                            <a:ext cx="5760720" cy="595274"/>
+                            <a:ext cx="5760720" cy="1075334"/>
                           </a:xfrm>
                           <a:prstGeom prst="rect"/>
                         </pic:spPr>
@@ -1071,7 +1071,7 @@
           <w:color w:val="282828"/>
           <w:sz w:val="22"/>
         </w:rPr>
-        <w:t>Step 5: Automated Rollout Validation and Health Gatekeeper</w:t>
+        <w:t>Step 5: Automated Health Check Gatekeeper in Pipeline</w:t>
       </w:r>
     </w:p>
     <w:p>
@@ -1084,7 +1084,7 @@
           <w:color w:val="464646"/>
           <w:sz w:val="19"/>
         </w:rPr>
-        <w:t>The pipeline monitors rollout status until all pods transition to the updated image and pass readiness checks.</w:t>
+        <w:t>The pipeline performs an automated health query against the pod to confirm service readiness before completing the job.</w:t>
       </w:r>
     </w:p>
     <w:tbl>
@@ -1126,7 +1126,7 @@
                 <w:color w:val="003366"/>
                 <w:sz w:val="18"/>
               </w:rPr>
-              <w:t>kubectl rollout status deployment/overthink-engine --timeout=60s</w:t>
+              <w:t>podman exec $(podman ps -q -f name=overthink-engine-pod-0) curl -s http://localhost:8000/health</w:t>
             </w:r>
           </w:p>
         </w:tc>
@@ -1183,7 +1183,7 @@
             <w:r>
               <w:drawing>
                 <wp:inline xmlns:a="http://schemas.openxmlformats.org/drawingml/2006/main" xmlns:pic="http://schemas.openxmlformats.org/drawingml/2006/picture">
-                  <wp:extent cx="5760720" cy="827284"/>
+                  <wp:extent cx="5760720" cy="787298"/>
                   <wp:docPr id="5" name="Picture 5"/>
                   <wp:cNvGraphicFramePr>
                     <a:graphicFrameLocks noChangeAspect="1"/>
@@ -1204,7 +1204,7 @@
                         <pic:spPr>
                           <a:xfrm>
                             <a:off x="0" y="0"/>
-                            <a:ext cx="5760720" cy="827284"/>
+                            <a:ext cx="5760720" cy="787298"/>
                           </a:xfrm>
                           <a:prstGeom prst="rect"/>
                         </pic:spPr>
@@ -1234,7 +1234,7 @@
           <w:color w:val="282828"/>
           <w:sz w:val="22"/>
         </w:rPr>
-        <w:t>Step 6: Live Cluster Verification Post-Deployment</w:t>
+        <w:t>Step 6: Live Verification of Running Pods Post-Deployment</w:t>
       </w:r>
     </w:p>
     <w:p>
@@ -1247,7 +1247,7 @@
           <w:color w:val="464646"/>
           <w:sz w:val="19"/>
         </w:rPr>
-        <w:t>Verifying cluster state confirms that active pods are running the updated 'v3' release image and both replicas are available.</w:t>
+        <w:t>Listing active pods and containers confirms that the v3 image is deployed and actively running in Podman.</w:t>
       </w:r>
     </w:p>
     <w:tbl>
@@ -1289,9 +1289,9 @@
                 <w:color w:val="003366"/>
                 <w:sz w:val="18"/>
               </w:rPr>
-              <w:t>kubectl get pods -l app=overthink-engine -o wide</w:t>
+              <w:t>podman pod ps</w:t>
               <w:br/>
-              <w:t>kubectl describe deployment overthink-engine | Select-String "Image:", "Replicas:"</w:t>
+              <w:t>podman ps --pod -f pod=overthink-engine-pod</w:t>
             </w:r>
           </w:p>
         </w:tc>
@@ -1348,7 +1348,7 @@
             <w:r>
               <w:drawing>
                 <wp:inline xmlns:a="http://schemas.openxmlformats.org/drawingml/2006/main" xmlns:pic="http://schemas.openxmlformats.org/drawingml/2006/picture">
-                  <wp:extent cx="5760720" cy="1123340"/>
+                  <wp:extent cx="5760720" cy="1219352"/>
                   <wp:docPr id="6" name="Picture 6"/>
                   <wp:cNvGraphicFramePr>
                     <a:graphicFrameLocks noChangeAspect="1"/>
@@ -1369,7 +1369,7 @@
                         <pic:spPr>
                           <a:xfrm>
                             <a:off x="0" y="0"/>
-                            <a:ext cx="5760720" cy="1123340"/>
+                            <a:ext cx="5760720" cy="1219352"/>
                           </a:xfrm>
                           <a:prstGeom prst="rect"/>
                         </pic:spPr>
@@ -1399,7 +1399,7 @@
           <w:color w:val="003366"/>
           <w:sz w:val="25"/>
         </w:rPr>
-        <w:t>4. Pipeline Configuration Summary</w:t>
+        <w:t>4. Continuous Deployment Pipeline Summary</w:t>
       </w:r>
     </w:p>
     <w:tbl>
@@ -1440,7 +1440,7 @@
                 <w:b/>
                 <w:sz w:val="18"/>
               </w:rPr>
-              <w:t>Pipeline Type</w:t>
+              <w:t>Pipeline Framework</w:t>
             </w:r>
           </w:p>
         </w:tc>
@@ -1461,7 +1461,7 @@
                 <w:rFonts w:ascii="Arial" w:hAnsi="Arial"/>
                 <w:sz w:val="18"/>
               </w:rPr>
-              <w:t>Declarative Continuous Deployment (CD)</w:t>
+              <w:t>Declarative Jenkinsfile &amp; GitHub Actions</w:t>
             </w:r>
           </w:p>
         </w:tc>
@@ -1485,7 +1485,7 @@
                 <w:b/>
                 <w:sz w:val="18"/>
               </w:rPr>
-              <w:t>Automation Trigger</w:t>
+              <w:t>Trigger Mechanism</w:t>
             </w:r>
           </w:p>
         </w:tc>
@@ -1506,7 +1506,7 @@
                 <w:rFonts w:ascii="Arial" w:hAnsi="Arial"/>
                 <w:sz w:val="18"/>
               </w:rPr>
-              <w:t>Git Push Webhook to main branch</w:t>
+              <w:t>Automated Git Push Webhook to main branch</w:t>
             </w:r>
           </w:p>
         </w:tc>
@@ -1530,7 +1530,7 @@
                 <w:b/>
                 <w:sz w:val="18"/>
               </w:rPr>
-              <w:t>Build &amp; Container Engine</w:t>
+              <w:t>Container Build Engine</w:t>
             </w:r>
           </w:p>
         </w:tc>
@@ -1551,7 +1551,7 @@
                 <w:rFonts w:ascii="Arial" w:hAnsi="Arial"/>
                 <w:sz w:val="18"/>
               </w:rPr>
-              <w:t>Podman / Docker multi-stage build</w:t>
+              <w:t>Podman 5.8.3 container build</w:t>
             </w:r>
           </w:p>
         </w:tc>
@@ -1575,7 +1575,7 @@
                 <w:b/>
                 <w:sz w:val="18"/>
               </w:rPr>
-              <w:t>Deployment Target</w:t>
+              <w:t>Manifest Application</w:t>
             </w:r>
           </w:p>
         </w:tc>
@@ -1596,7 +1596,7 @@
                 <w:rFonts w:ascii="Arial" w:hAnsi="Arial"/>
                 <w:sz w:val="18"/>
               </w:rPr>
-              <w:t>Kubernetes Deployment Controller (k8s/deployment.yaml)</w:t>
+              <w:t>Automated 'podman play kube --replace k8s/deployment.yaml'</w:t>
             </w:r>
           </w:p>
         </w:tc>
@@ -1620,7 +1620,7 @@
                 <w:b/>
                 <w:sz w:val="18"/>
               </w:rPr>
-              <w:t>Rollout Gatekeeper</w:t>
+              <w:t>Deployment Verification</w:t>
             </w:r>
           </w:p>
         </w:tc>
@@ -1641,7 +1641,7 @@
                 <w:rFonts w:ascii="Arial" w:hAnsi="Arial"/>
                 <w:sz w:val="18"/>
               </w:rPr>
-              <w:t>Automated 'kubectl rollout status' check with timeout</w:t>
+              <w:t>Automated curl health check gatekeeper (HTTP 200 OK)</w:t>
             </w:r>
           </w:p>
         </w:tc>
@@ -1671,7 +1671,7 @@
           <w:color w:val="282828"/>
           <w:sz w:val="19"/>
         </w:rPr>
-        <w:t>Continuous Deployment was successfully configured for Kubernetes. By automating code validation, container image packaging, manifest substitution, and cluster application, new software changes are delivered quickly and reliably. Automated rollout health verification guarantees that broken updates are caught immediately, ensuring high production service availability.</w:t>
+        <w:t>Continuous Deployment was successfully configured using Podman and CI/CD automation. Pushing code to the repository automatically triggered image build, version tagging, manifest update, and cluster deployment using podman play kube. Automated health check verification ensured that only healthy releases are kept active, providing reliable and reproducible deployments.</w:t>
       </w:r>
     </w:p>
     <w:sectPr>

--- a/docs/college/Assignment 4/Assignment4_Part2_Continuous_Deployment_SarveshChandran.docx
+++ b/docs/college/Assignment 4/Assignment4_Part2_Continuous_Deployment_SarveshChandran.docx
@@ -1126,7 +1126,7 @@
                 <w:color w:val="003366"/>
                 <w:sz w:val="18"/>
               </w:rPr>
-              <w:t>podman exec $(podman ps -q -f name=overthink-engine-pod-0) curl -s http://localhost:8000/health</w:t>
+              <w:t>podman exec $(podman ps -q --filter ancestor=docker.io/sarvesh30/overthink-engine:v3) curl -s http://localhost:8000/health</w:t>
             </w:r>
           </w:p>
         </w:tc>
